--- a/PLANTILLA_USAR/PAT-03-G-001-F-005.docx
+++ b/PLANTILLA_USAR/PAT-03-G-001-F-005.docx
@@ -295,7 +295,7 @@
                 <w:szCs w:val="20"/>
                 <w:lang w:val="es-EC"/>
               </w:rPr>
-              <w:t>Arturo Damián Rodríguez Zambrano</w:t>
+              <w:t>{{ TutorFirma }}</w:t>
             </w:r>
             <w:r>
               <w:rPr>
@@ -305,7 +305,7 @@
                 <w:szCs w:val="20"/>
                 <w:lang w:val="es-EC"/>
               </w:rPr>
-              <w:t>, PhD.</w:t>
+              <w:t/>
             </w:r>
           </w:p>
         </w:tc>
@@ -3219,7 +3219,7 @@
           <w:szCs w:val="20"/>
           <w:lang w:val="es-EC" w:eastAsia="es-EC"/>
         </w:rPr>
-        <w:t xml:space="preserve">Rodríguez Zambrano </w:t>
+        <w:t xml:space="preserve">{{ TutorFirma }}</w:t>
       </w:r>
       <w:proofErr w:type="spellStart"/>
       <w:proofErr w:type="gramStart"/>
@@ -3231,7 +3231,7 @@
           <w:szCs w:val="20"/>
           <w:lang w:val="es-EC" w:eastAsia="es-EC"/>
         </w:rPr>
-        <w:t>Arturo</w:t>
+        <w:t/>
       </w:r>
       <w:r>
         <w:rPr>
@@ -3241,7 +3241,7 @@
           <w:szCs w:val="20"/>
           <w:lang w:val="es-EC" w:eastAsia="es-EC"/>
         </w:rPr>
-        <w:t>,PhD</w:t>
+        <w:t/>
       </w:r>
       <w:proofErr w:type="spellEnd"/>
       <w:proofErr w:type="gramEnd"/>
@@ -3253,7 +3253,7 @@
           <w:szCs w:val="20"/>
           <w:lang w:val="es-EC" w:eastAsia="es-EC"/>
         </w:rPr>
-        <w:t>.</w:t>
+        <w:t/>
       </w:r>
       <w:r>
         <w:rPr>
